--- a/business_document/04_rfp_and_tenders/DOC-23_Master_RFP_Technical_Proposal.docx
+++ b/business_document/04_rfp_and_tenders/DOC-23_Master_RFP_Technical_Proposal.docx
@@ -1603,7 +1603,7 @@
                 <w:color w:val="222222"/>
                 <w:sz w:val="17"/>
               </w:rPr>
-              <w:t>│ Quality &amp; Security Standards  │ ISO 9001:2015 · ISO/IEC 27001:2022 Certified│</w:t>
+              <w:t>│ Quality &amp; Security Standards  │ ISO 9001, ISO 27001 &amp; CMMI-aligned engineering lifecycle (certification program in progress)│</w:t>
             </w:r>
           </w:p>
           <w:p>
@@ -3120,7 +3120,7 @@
                 <w:color w:val="222222"/>
                 <w:sz w:val="18"/>
               </w:rPr>
-              <w:t>MinIO Enterprise Object Store</w:t>
+              <w:t>SeaweedFS/MinIO-compatible object storage (open source)</w:t>
             </w:r>
           </w:p>
         </w:tc>
@@ -5346,6 +5346,19 @@
         <w:t>Unisoft Systems Limited — Enterprise Bid Management Directorate.</w:t>
       </w:r>
     </w:p>
+    <w:p>
+      <w:r>
+        <w:rPr>
+          <w:b/>
+        </w:rPr>
+        <w:t>Addendum — v3.1.0 corrections (Independent Forensic Re-audit, 8 October 2026)</w:t>
+      </w:r>
+    </w:p>
+    <w:p>
+      <w:r>
+        <w:t>Architecture disclosure (v3.1.0): the platform's core lending ledger is Apache Fineract Community Edition (Apache License 2.0) — an open-source component, disclosed here for tender completeness and consistent with the Master Software License Agreement's OSS schedule (DOC-40).</w:t>
+      </w:r>
+    </w:p>
     <w:sectPr>
       <w:headerReference w:type="default" r:id="rId9"/>
       <w:footerReference w:type="default" r:id="rId10"/>

--- a/business_document/04_rfp_and_tenders/DOC-23_Master_RFP_Technical_Proposal.docx
+++ b/business_document/04_rfp_and_tenders/DOC-23_Master_RFP_Technical_Proposal.docx
@@ -2114,17 +2114,7 @@
                 <w:color w:val="1E2660"/>
                 <w:sz w:val="18"/>
               </w:rPr>
-              <w:t xml:space="preserve">System Architecture Specification (Mermaid DSL):  </w:t>
-            </w:r>
-            <w:r>
-              <w:rPr>
-                <w:rFonts w:ascii="Calibri" w:hAnsi="Calibri" w:eastAsia="Calibri"/>
-                <w:b w:val="0"/>
-                <w:i w:val="0"/>
-                <w:color w:val="222222"/>
-                <w:sz w:val="18"/>
-              </w:rPr>
-              <w:t>[Diagram Topology: flowchart TD]</w:t>
+              <w:t>System Architecture Specification (Mermaid DSL):  [Diagram Topology: flowchart TD]</w:t>
               <w:br/>
               <w:t>flowchart TD</w:t>
               <w:br/>
@@ -2136,7 +2126,16 @@
               <w:br/>
               <w:t xml:space="preserve">        EXT["Customer Ingestion&lt;br/&gt;Open REST APIs · MFS Rails"]</w:t>
               <w:br/>
-              <w:t xml:space="preserve">    end</w:t>
+              <w:t xml:space="preserve">    end    subgraph CORE ["Core Services"]        API["ULMS API&lt;br/&gt;Spring Boot 4 - Java 21"]        KC["Keycloak 26&lt;br/&gt;OIDC - PKCE"]        FIN["Fineract CE (digest-pinned)&lt;br/&gt;Core Lending Ledger"]    end    WEB --&gt; API    MOB --&gt; API    EXT --&gt; API    API --&gt; KC    API --&gt; FIN</w:t>
+            </w:r>
+            <w:r>
+              <w:rPr>
+                <w:rFonts w:ascii="Calibri" w:hAnsi="Calibri" w:eastAsia="Calibri"/>
+                <w:b w:val="0"/>
+                <w:i w:val="0"/>
+                <w:color w:val="222222"/>
+                <w:sz w:val="18"/>
+              </w:rPr>
             </w:r>
           </w:p>
         </w:tc>
